--- a/Gerenciamento/DocumentoVisao-ImovelJa.docx
+++ b/Gerenciamento/DocumentoVisao-ImovelJa.docx
@@ -41,7 +41,7 @@
           <w:sz w:val="28"/>
           <w:szCs w:val="28"/>
         </w:rPr>
-        <w:t>Versão 1.5</w:t>
+        <w:t>Versão 1.6</w:t>
       </w:r>
     </w:p>
     <w:p>
@@ -821,6 +821,96 @@
             </w:pPr>
             <w:r>
               <w:t>Igor Dias e Yasmim Passos.</w:t>
+            </w:r>
+          </w:p>
+        </w:tc>
+      </w:tr>
+      <w:tr>
+        <w:tc>
+          <w:tcPr>
+            <w:tcW w:w="2301" w:type="dxa"/>
+            <w:tcBorders>
+              <w:top w:val="single" w:sz="6" w:space="0" w:color="000000"/>
+              <w:left w:val="single" w:sz="6" w:space="0" w:color="000000"/>
+              <w:bottom w:val="single" w:sz="6" w:space="0" w:color="000000"/>
+              <w:right w:val="single" w:sz="6" w:space="0" w:color="000000"/>
+            </w:tcBorders>
+            <w:shd w:val="clear" w:color="auto" w:fill="auto"/>
+          </w:tcPr>
+          <w:p>
+            <w:pPr>
+              <w:keepLines/>
+              <w:spacing w:after="120"/>
+              <w:ind w:firstLine="0"/>
+            </w:pPr>
+            <w:r>
+              <w:t>10/10/2026</w:t>
+            </w:r>
+          </w:p>
+        </w:tc>
+        <w:tc>
+          <w:tcPr>
+            <w:tcW w:w="1152" w:type="dxa"/>
+            <w:tcBorders>
+              <w:top w:val="single" w:sz="6" w:space="0" w:color="000000"/>
+              <w:left w:val="single" w:sz="6" w:space="0" w:color="000000"/>
+              <w:bottom w:val="single" w:sz="6" w:space="0" w:color="000000"/>
+              <w:right w:val="single" w:sz="6" w:space="0" w:color="000000"/>
+            </w:tcBorders>
+            <w:shd w:val="clear" w:color="auto" w:fill="auto"/>
+          </w:tcPr>
+          <w:p>
+            <w:pPr>
+              <w:keepLines/>
+              <w:spacing w:after="120"/>
+              <w:ind w:firstLine="0"/>
+            </w:pPr>
+            <w:r>
+              <w:t>1.6</w:t>
+            </w:r>
+          </w:p>
+        </w:tc>
+        <w:tc>
+          <w:tcPr>
+            <w:tcW w:w="3747" w:type="dxa"/>
+            <w:tcBorders>
+              <w:top w:val="single" w:sz="6" w:space="0" w:color="000000"/>
+              <w:left w:val="single" w:sz="6" w:space="0" w:color="000000"/>
+              <w:bottom w:val="single" w:sz="6" w:space="0" w:color="000000"/>
+              <w:right w:val="single" w:sz="6" w:space="0" w:color="000000"/>
+            </w:tcBorders>
+            <w:shd w:val="clear" w:color="auto" w:fill="auto"/>
+          </w:tcPr>
+          <w:p>
+            <w:pPr>
+              <w:keepLines/>
+              <w:spacing w:after="120"/>
+              <w:ind w:firstLine="0"/>
+            </w:pPr>
+            <w:r>
+              <w:t>Remoção da geração e gestão de documentos do escopo do produto, conforme o escopo atual.</w:t>
+            </w:r>
+          </w:p>
+        </w:tc>
+        <w:tc>
+          <w:tcPr>
+            <w:tcW w:w="2304" w:type="dxa"/>
+            <w:tcBorders>
+              <w:top w:val="single" w:sz="6" w:space="0" w:color="000000"/>
+              <w:left w:val="single" w:sz="6" w:space="0" w:color="000000"/>
+              <w:bottom w:val="single" w:sz="6" w:space="0" w:color="000000"/>
+              <w:right w:val="single" w:sz="6" w:space="0" w:color="000000"/>
+            </w:tcBorders>
+            <w:shd w:val="clear" w:color="auto" w:fill="auto"/>
+          </w:tcPr>
+          <w:p>
+            <w:pPr>
+              <w:keepLines/>
+              <w:spacing w:after="120"/>
+              <w:ind w:firstLine="0"/>
+            </w:pPr>
+            <w:r>
+              <w:t>Igor Dias e Yasmim Passos</w:t>
             </w:r>
           </w:p>
         </w:tc>
@@ -1504,7 +1594,7 @@
         <w:spacing w:before="240" w:after="240"/>
       </w:pPr>
       <w:r>
-        <w:t>Nesse contexto surge o ImóvelJá, uma plataforma digital desenvolvida para gerenciar a gestão imobiliária em um único ambiente: anúncio, negociação e documentação. O objetivo é reduzir burocracias, acelerar processos e proporcionar uma experiência mais eficiente tanto para proprietários quanto para compradores, locatários e corretores.</w:t>
+        <w:t>Nesse contexto surge o ImóvelJá, uma plataforma digital que reúne em um único ambiente o anúncio de imóveis, o contato entre interessados e proprietários e a gestão de aluguéis e pagamentos. O objetivo é reduzir burocracias, acelerar processos e proporcionar uma experiência mais eficiente tanto para proprietários quanto para compradores, locatários e corretores.</w:t>
       </w:r>
     </w:p>
     <w:p>
@@ -2105,7 +2195,7 @@
               <w:ind w:firstLine="0"/>
             </w:pPr>
             <w:r>
-              <w:t>A utilização de múltiplos meios de comunicação dificulta o acesso às informações, tornando o processo mais lento, descentralizado, desorganizado e suscetível a erros. Além disso, a ausência de centralização pode gerar insegurança nas transações e dificuldades na gestão de contratos e recibos.</w:t>
+              <w:t>A utilização de múltiplos meios de comunicação dificulta o acesso às informações, tornando o processo mais lento, descentralizado, desorganizado e suscetível a erros. Além disso, a ausência de centralização pode gerar insegurança nas negociações e dificuldades para guardar e acessar contratos e comprovantes de pagamento.</w:t>
             </w:r>
           </w:p>
         </w:tc>
@@ -2179,7 +2269,7 @@
               <w:ind w:firstLine="0"/>
             </w:pPr>
             <w:r>
-              <w:t>Criar um sistema web que centralize toda a gestão imobiliária, permitindo o gerenciamento eficiente de imóveis e documentos, proporcionando maior organização, segurança e praticidade aos usuários.</w:t>
+              <w:t>Criar um sistema web que centralize o anúncio de imóveis, a comunicação entre as partes e o acompanhamento de aluguéis e pagamentos, com o contrato e os comprovantes de pagamento anexados em um só lugar, proporcionando maior organização, segurança e praticidade aos usuários.</w:t>
             </w:r>
           </w:p>
         </w:tc>
@@ -2279,7 +2369,7 @@
               <w:ind w:firstLine="0"/>
             </w:pPr>
             <w:r>
-              <w:t>Pessoas interessadas em comprar, vender ou alugar imóveis, bem como gerenciar documentos imobiliários.</w:t>
+              <w:t>Pessoas interessadas em comprar, vender ou alugar imóveis, bem como acompanhar os aluguéis de seus imóveis.</w:t>
             </w:r>
           </w:p>
         </w:tc>
@@ -2406,7 +2496,7 @@
               </w:rPr>
             </w:pPr>
             <w:r>
-              <w:t>Visa facilitar o gerenciamento de informações, negociações e documentos, oferecendo uma solução completa e integrada para o setor imobiliário.</w:t>
+              <w:t>Visa facilitar o gerenciamento de anúncios, negociações e aluguéis, reunindo o contrato e os comprovantes de pagamento de cada aluguel, oferecendo uma solução integrada para o setor imobiliário.</w:t>
             </w:r>
           </w:p>
         </w:tc>
@@ -2468,7 +2558,7 @@
               <w:ind w:firstLine="0"/>
             </w:pPr>
             <w:r>
-              <w:t>de plataformas tradicionais focadas apenas em anúncios ou apenas gerência imobiliária, o ImóvelJá centraliza anúncio, negociação e gerência de documentos em um único ambiente digital, oferecendo uma experiência mais rápida, integrada e segura para usuários e proprietários.</w:t>
+              <w:t>de plataformas tradicionais focadas apenas em anúncios ou apenas gerência imobiliária, o ImóvelJá centraliza anúncio, negociação e gestão de aluguéis e pagamentos em um único ambiente digital, oferecendo uma experiência mais rápida, integrada e segura para usuários e proprietários.</w:t>
             </w:r>
           </w:p>
         </w:tc>
@@ -2576,6 +2666,7 @@
       <w:bookmarkStart w:id="4" w:name="_heading=h.knl27i4jimlu" w:colFirst="0" w:colLast="0"/>
       <w:bookmarkEnd w:id="4"/>
       <w:r>
+        <w:lastRenderedPageBreak/>
         <w:t>Descrições de stakeholders e usuários</w:t>
       </w:r>
     </w:p>
@@ -2590,14 +2681,7 @@
         <w:rPr>
           <w:highlight w:val="white"/>
         </w:rPr>
-        <w:t xml:space="preserve">As partes interessadas são todos os usuários que desejam facilitar e otimizar o </w:t>
-      </w:r>
-      <w:r>
-        <w:rPr>
-          <w:highlight w:val="white"/>
-        </w:rPr>
-        <w:lastRenderedPageBreak/>
-        <w:t>processo de compra, venda e aluguel de imóveis. O sistema busca proporcionar uma plataforma centralizada, promovendo organização, segurança e praticidade nas transações imobiliárias.</w:t>
+        <w:t>As partes interessadas são todos os usuários que desejam facilitar e otimizar o processo de compra, venda e aluguel de imóveis. O sistema busca proporcionar uma plataforma centralizada, promovendo organização, segurança e praticidade nas transações imobiliárias.</w:t>
       </w:r>
     </w:p>
     <w:p>
@@ -3284,7 +3368,6 @@
               </w:rPr>
             </w:pPr>
             <w:r>
-              <w:lastRenderedPageBreak/>
               <w:t>Clientes</w:t>
             </w:r>
           </w:p>
@@ -3643,12 +3726,9 @@
         <w:ind w:firstLine="0"/>
       </w:pPr>
       <w:r>
+        <w:lastRenderedPageBreak/>
         <w:tab/>
-        <w:t xml:space="preserve">Durante entrevistas e validações iniciais realizadas com usuários e corretores locais, foram identificadas reclamações recorrentes relacionadas à necessidade de utilizar múltiplos aplicativos para concluir uma negociação imobiliária. Em conversa com </w:t>
-      </w:r>
-      <w:r>
-        <w:lastRenderedPageBreak/>
-        <w:t xml:space="preserve">uma dona de imóveis alugados, Leila Janaina, a mesma afirma que: “A parte mais cansativa é ter que anunciar em um lugar, negociar em outro e depois correr atrás de contrato e documentação por fora.”. Outro ponto frequentemente mencionado foi a demora no fechamento de negociações devido à descentralização das informações e da comunicação entre as partes. </w:t>
+        <w:t xml:space="preserve">Durante entrevistas e validações iniciais realizadas com usuários e corretores locais, foram identificadas reclamações recorrentes relacionadas à necessidade de utilizar múltiplos aplicativos para concluir uma negociação imobiliária. Em conversa com uma dona de imóveis alugados, Leila Janaina, a mesma afirma que: “A parte mais cansativa é ter que anunciar em um lugar, negociar em outro e depois correr atrás de contrato e documentação por fora.”. Outro ponto frequentemente mencionado foi a demora no fechamento de negociações devido à descentralização das informações e da comunicação entre as partes. </w:t>
       </w:r>
     </w:p>
     <w:p>
@@ -3759,7 +3839,11 @@
     </w:p>
     <w:p>
       <w:r>
-        <w:t>As principais soluções existentes no mercado que se assemelham à proposta deste projeto podem ser classificadas em concorrentes diretos, plataformas voltadas especificamente ao mercado imobiliário, e concorrentes indiretos, soluções de hospedagem e locação temporária que disputam parte da atenção do mesmo público.</w:t>
+        <w:t xml:space="preserve">As principais soluções existentes no mercado que se assemelham à proposta deste projeto podem ser classificadas em concorrentes diretos, plataformas voltadas especificamente ao mercado imobiliário, e concorrentes indiretos, soluções de </w:t>
+      </w:r>
+      <w:r>
+        <w:lastRenderedPageBreak/>
+        <w:t>hospedagem e locação temporária que disputam parte da atenção do mesmo público.</w:t>
       </w:r>
     </w:p>
     <w:sdt>
@@ -3934,7 +4018,6 @@
                   <w:jc w:val="left"/>
                 </w:pPr>
                 <w:r>
-                  <w:lastRenderedPageBreak/>
                   <w:t>OLX (olx.com.br)</w:t>
                 </w:r>
               </w:p>
@@ -4192,6 +4275,7 @@
                   <w:jc w:val="left"/>
                 </w:pPr>
                 <w:r>
+                  <w:lastRenderedPageBreak/>
                   <w:t>Loft</w:t>
                 </w:r>
               </w:p>
@@ -4237,11 +4321,7 @@
                   <w:ind w:firstLine="0"/>
                 </w:pPr>
                 <w:r>
-                  <w:t xml:space="preserve">Propõe uma experiência moderna e ágil para compra e venda de imóveis </w:t>
-                </w:r>
-                <w:r>
-                  <w:lastRenderedPageBreak/>
-                  <w:t>usados, com avaliação rápida e processo digital que reduz a fricção da negociação. Atuou como iBuyer, comprando imóveis para revender com mais controle sobre a jornada do cliente.</w:t>
+                  <w:t>Propõe uma experiência moderna e ágil para compra e venda de imóveis usados, com avaliação rápida e processo digital que reduz a fricção da negociação. Atuou como iBuyer, comprando imóveis para revender com mais controle sobre a jornada do cliente.</w:t>
                 </w:r>
               </w:p>
             </w:tc>
@@ -4269,12 +4349,7 @@
                   <w:ind w:firstLine="0"/>
                 </w:pPr>
                 <w:r>
-                  <w:lastRenderedPageBreak/>
-                  <w:t xml:space="preserve">O modelo de iBuyer consome muito capital e apresenta risco elevado em </w:t>
-                </w:r>
-                <w:r>
-                  <w:lastRenderedPageBreak/>
-                  <w:t>cenários de mercado desfavoráveis, o que exigiu ajustes estratégicos frequentes. A operação ainda está muito concentrada em São Paulo, com forte queima de caixa em marketing e expansão.</w:t>
+                  <w:t>O modelo de iBuyer consome muito capital e apresenta risco elevado em cenários de mercado desfavoráveis, o que exigiu ajustes estratégicos frequentes. A operação ainda está muito concentrada em São Paulo, com forte queima de caixa em marketing e expansão.</w:t>
                 </w:r>
               </w:p>
             </w:tc>
@@ -4305,7 +4380,6 @@
                   <w:jc w:val="left"/>
                 </w:pPr>
                 <w:r>
-                  <w:lastRenderedPageBreak/>
                   <w:t>Airbnb</w:t>
                 </w:r>
               </w:p>
@@ -4408,7 +4482,7 @@
         <w:spacing w:before="240" w:after="240"/>
       </w:pPr>
       <w:r>
-        <w:t>O diferencial do sistema proposto está justamente na integração de todas essas etapas, anúncio, negociação e gerência de documentos, em um único ambiente, algo que nenhuma das plataformas acima oferece de forma completa.</w:t>
+        <w:t>O diferencial do sistema proposto está justamente na integração de todas essas etapas, anúncio, negociação e gestão de aluguéis, em um único ambiente, algo que nenhuma das plataformas acima oferece de forma completa.</w:t>
       </w:r>
     </w:p>
     <w:p>
@@ -4437,7 +4511,11 @@
       </w:pPr>
       <w:r>
         <w:tab/>
-        <w:t>O sistema proposto é uma plataforma web voltada à intermediação imobiliária, que tem como principal diferencial reunir, em um único ambiente, todas as etapas envolvidas em uma transação de compra, venda ou aluguel de imóvel. Além da divulgação e busca de imóveis, a plataforma integrará a organização de documentos, tornando o processo mais simples, seguro e eficiente para todos os perfis de usuário.</w:t>
+        <w:t xml:space="preserve">O sistema proposto é uma plataforma web voltada à intermediação imobiliária, que tem como principal diferencial reunir, em um único ambiente, todas as etapas envolvidas em uma transação de compra, venda ou aluguel de imóvel. Além da divulgação e busca de imóveis, a plataforma permite o contato direto com o proprietário pelo chat e o </w:t>
+      </w:r>
+      <w:r>
+        <w:lastRenderedPageBreak/>
+        <w:t>acompanhamento de aluguéis e pagamentos, com anexo do contrato e dos comprovantes, tornando o processo mais simples, seguro e eficiente para todos os perfis de usuário.</w:t>
       </w:r>
     </w:p>
     <w:p>
@@ -4451,7 +4529,6 @@
       <w:bookmarkStart w:id="11" w:name="_heading=h.aecgg23qbtf9" w:colFirst="0" w:colLast="0"/>
       <w:bookmarkEnd w:id="11"/>
       <w:r>
-        <w:lastRenderedPageBreak/>
         <w:t xml:space="preserve">Insights de produtos </w:t>
       </w:r>
     </w:p>
@@ -4462,7 +4539,7 @@
     </w:p>
     <w:p>
       <w:r>
-        <w:t>O produto se posiciona como uma solução completa para o setor imobiliário, indo além dos simples classificados online ao oferecer funcionalidades que acompanham o usuário desde a busca pelo imóvel até a assinatura do contrato.</w:t>
+        <w:t>O produto se posiciona como uma solução completa para o setor imobiliário, indo além dos simples classificados online ao oferecer funcionalidades que acompanham o usuário desde a busca pelo imóvel até o acompanhamento dos pagamentos do aluguel.</w:t>
       </w:r>
     </w:p>
     <w:p>
@@ -4554,8 +4631,6 @@
           <w:tab w:val="left" w:pos="1260"/>
         </w:tabs>
       </w:pPr>
-      <w:bookmarkStart w:id="13" w:name="_GoBack"/>
-      <w:bookmarkEnd w:id="13"/>
       <w:r>
         <w:t>A autenticidade das informações cadastradas por proprietários será de responsabilidade dos próprios usuários, cabendo aos administradores realizar validações básicas dos anúncios.</w:t>
       </w:r>
@@ -4581,8 +4656,8 @@
         <w:spacing w:line="360" w:lineRule="auto"/>
         <w:jc w:val="both"/>
       </w:pPr>
-      <w:bookmarkStart w:id="14" w:name="_heading=h.gbkkjixletol" w:colFirst="0" w:colLast="0"/>
-      <w:bookmarkEnd w:id="14"/>
+      <w:bookmarkStart w:id="13" w:name="_heading=h.gbkkjixletol" w:colFirst="0" w:colLast="0"/>
+      <w:bookmarkEnd w:id="13"/>
       <w:r>
         <w:t>Características do produto</w:t>
       </w:r>
@@ -4604,6 +4679,7 @@
         </w:numPr>
       </w:pPr>
       <w:r>
+        <w:lastRenderedPageBreak/>
         <w:t>Divulgação e busca de imóveis: proprietários podem cadastrar imóveis para venda ou aluguel, enquanto clientes realizam buscas com filtros por localização, tipo, valor e outras características.</w:t>
       </w:r>
     </w:p>
@@ -4616,7 +4692,6 @@
         </w:numPr>
       </w:pPr>
       <w:r>
-        <w:lastRenderedPageBreak/>
         <w:t>Gestão de negociações: a plataforma oferece um canal organizado para que clientes e proprietários acompanhem o andamento das propostas, com histórico de interações registrado.</w:t>
       </w:r>
     </w:p>
@@ -4672,25 +4747,26 @@
         <w:spacing w:line="360" w:lineRule="auto"/>
         <w:jc w:val="both"/>
       </w:pPr>
-      <w:bookmarkStart w:id="15" w:name="_heading=h.f1nr817tnj93" w:colFirst="0" w:colLast="0"/>
-      <w:bookmarkEnd w:id="15"/>
+      <w:bookmarkStart w:id="14" w:name="_heading=h.f1nr817tnj93" w:colFirst="0" w:colLast="0"/>
+      <w:bookmarkEnd w:id="14"/>
       <w:r>
+        <w:lastRenderedPageBreak/>
         <w:t>Casos de Uso</w:t>
       </w:r>
     </w:p>
     <w:p>
       <w:pPr>
         <w:ind w:firstLine="0"/>
+        <w:rPr>
+          <w:u w:val="single"/>
+        </w:rPr>
       </w:pPr>
       <w:r>
-        <w:rPr>
-          <w:noProof/>
-        </w:rPr>
         <w:drawing>
-          <wp:inline distT="0" distB="0" distL="0" distR="0" wp14:anchorId="146FE489" wp14:editId="78874999">
-            <wp:extent cx="5943600" cy="4253230"/>
+          <wp:inline distT="0" distB="0" distL="0" distR="0" wp14:anchorId="7E742376" wp14:editId="6220B703">
+            <wp:extent cx="5943600" cy="4421505"/>
             <wp:effectExtent l="0" t="0" r="0" b="0"/>
-            <wp:docPr id="2" name="Imagem 2"/>
+            <wp:docPr id="1" name="Imagem 1"/>
             <wp:cNvGraphicFramePr>
               <a:graphicFrameLocks xmlns:a="http://schemas.openxmlformats.org/drawingml/2006/main" noChangeAspect="1"/>
             </wp:cNvGraphicFramePr>
@@ -4710,7 +4786,7 @@
                   <pic:spPr>
                     <a:xfrm>
                       <a:off x="0" y="0"/>
-                      <a:ext cx="5943600" cy="4253230"/>
+                      <a:ext cx="5943600" cy="4421505"/>
                     </a:xfrm>
                     <a:prstGeom prst="rect">
                       <a:avLst/>
@@ -4722,6 +4798,8 @@
           </wp:inline>
         </w:drawing>
       </w:r>
+      <w:bookmarkStart w:id="15" w:name="_GoBack"/>
+      <w:bookmarkEnd w:id="15"/>
     </w:p>
     <w:p>
       <w:pPr>
@@ -4736,7 +4814,6 @@
       <w:bookmarkStart w:id="16" w:name="_heading=h.26t6vnikqim" w:colFirst="0" w:colLast="0"/>
       <w:bookmarkEnd w:id="16"/>
       <w:r>
-        <w:lastRenderedPageBreak/>
         <w:t>Outros requisitos do produto</w:t>
       </w:r>
     </w:p>
@@ -4962,6 +5039,7 @@
               <w:ind w:firstLine="0"/>
             </w:pPr>
             <w:r>
+              <w:lastRenderedPageBreak/>
               <w:t>RF02</w:t>
             </w:r>
           </w:p>
@@ -5445,7 +5523,6 @@
               <w:ind w:firstLine="0"/>
             </w:pPr>
             <w:r>
-              <w:lastRenderedPageBreak/>
               <w:t>RF09</w:t>
             </w:r>
           </w:p>
@@ -5653,6 +5730,7 @@
               <w:ind w:firstLine="0"/>
             </w:pPr>
             <w:r>
+              <w:lastRenderedPageBreak/>
               <w:t>RF12</w:t>
             </w:r>
           </w:p>
@@ -6067,7 +6145,6 @@
               <w:ind w:firstLine="0"/>
             </w:pPr>
             <w:r>
-              <w:lastRenderedPageBreak/>
               <w:t>RF18</w:t>
             </w:r>
           </w:p>
@@ -6206,6 +6283,7 @@
               <w:ind w:firstLine="0"/>
             </w:pPr>
             <w:r>
+              <w:lastRenderedPageBreak/>
               <w:t>RF20</w:t>
             </w:r>
           </w:p>
@@ -6611,7 +6689,6 @@
               <w:ind w:firstLine="0"/>
             </w:pPr>
             <w:r>
-              <w:lastRenderedPageBreak/>
               <w:t>RNF02</w:t>
             </w:r>
           </w:p>
@@ -6681,6 +6758,7 @@
               <w:ind w:firstLine="0"/>
             </w:pPr>
             <w:r>
+              <w:lastRenderedPageBreak/>
               <w:t>RNF03</w:t>
             </w:r>
           </w:p>
@@ -7026,7 +7104,6 @@
               <w:ind w:firstLine="0"/>
             </w:pPr>
             <w:r>
-              <w:lastRenderedPageBreak/>
               <w:t>RFN10</w:t>
             </w:r>
           </w:p>
@@ -7096,6 +7173,7 @@
               <w:ind w:firstLine="0"/>
             </w:pPr>
             <w:r>
+              <w:lastRenderedPageBreak/>
               <w:t>RNF11</w:t>
             </w:r>
           </w:p>
@@ -7441,7 +7519,7 @@
             <w:ind w:right="68" w:firstLine="0"/>
           </w:pPr>
           <w:r>
-            <w:t>Versão: 1.5</w:t>
+            <w:t>Versão: 1.6</w:t>
           </w:r>
         </w:p>
       </w:tc>
@@ -7483,7 +7561,7 @@
             <w:ind w:firstLine="0"/>
           </w:pPr>
           <w:r>
-            <w:t>Data: 09/07/2026</w:t>
+            <w:t>Data: 10/10/2026</w:t>
           </w:r>
         </w:p>
       </w:tc>

--- a/Gerenciamento/DocumentoVisao-ImovelJa.docx
+++ b/Gerenciamento/DocumentoVisao-ImovelJa.docx
@@ -52,14 +52,7 @@
           <w:sz w:val="28"/>
           <w:szCs w:val="28"/>
         </w:rPr>
-        <w:t>Versão 1.</w:t>
-      </w:r>
-      <w:r>
-        <w:rPr>
-          <w:sz w:val="28"/>
-          <w:szCs w:val="28"/>
-        </w:rPr>
-        <w:t>7</w:t>
+        <w:t>Versão 1.7</w:t>
       </w:r>
     </w:p>
     <w:p>
@@ -90,16 +83,16 @@
         <w:tblLook w:val="0000" w:firstRow="0" w:noVBand="0" w:lastRow="0" w:firstColumn="0" w:lastColumn="0" w:noHBand="0"/>
       </w:tblPr>
       <w:tblGrid>
-        <w:gridCol w:w="2300"/>
+        <w:gridCol w:w="2299"/>
         <w:gridCol w:w="1152"/>
-        <w:gridCol w:w="3748"/>
+        <w:gridCol w:w="3749"/>
         <w:gridCol w:w="2304"/>
       </w:tblGrid>
       <w:tr>
         <w:trPr/>
         <w:tc>
           <w:tcPr>
-            <w:tcW w:w="2300" w:type="dxa"/>
+            <w:tcW w:w="2299" w:type="dxa"/>
             <w:tcBorders>
               <w:top w:val="single" w:sz="6" w:space="0" w:color="000000"/>
               <w:start w:val="single" w:sz="6" w:space="0" w:color="000000"/>
@@ -165,7 +158,7 @@
         </w:tc>
         <w:tc>
           <w:tcPr>
-            <w:tcW w:w="3748" w:type="dxa"/>
+            <w:tcW w:w="3749" w:type="dxa"/>
             <w:tcBorders>
               <w:top w:val="single" w:sz="6" w:space="0" w:color="000000"/>
               <w:start w:val="single" w:sz="6" w:space="0" w:color="000000"/>
@@ -234,7 +227,7 @@
         <w:trPr/>
         <w:tc>
           <w:tcPr>
-            <w:tcW w:w="2300" w:type="dxa"/>
+            <w:tcW w:w="2299" w:type="dxa"/>
             <w:tcBorders>
               <w:top w:val="single" w:sz="6" w:space="0" w:color="000000"/>
               <w:start w:val="single" w:sz="6" w:space="0" w:color="000000"/>
@@ -306,7 +299,7 @@
         </w:tc>
         <w:tc>
           <w:tcPr>
-            <w:tcW w:w="3748" w:type="dxa"/>
+            <w:tcW w:w="3749" w:type="dxa"/>
             <w:tcBorders>
               <w:top w:val="single" w:sz="6" w:space="0" w:color="000000"/>
               <w:start w:val="single" w:sz="6" w:space="0" w:color="000000"/>
@@ -363,7 +356,7 @@
         <w:trPr/>
         <w:tc>
           <w:tcPr>
-            <w:tcW w:w="2300" w:type="dxa"/>
+            <w:tcW w:w="2299" w:type="dxa"/>
             <w:tcBorders>
               <w:top w:val="single" w:sz="6" w:space="0" w:color="000000"/>
               <w:start w:val="single" w:sz="6" w:space="0" w:color="000000"/>
@@ -417,7 +410,7 @@
         </w:tc>
         <w:tc>
           <w:tcPr>
-            <w:tcW w:w="3748" w:type="dxa"/>
+            <w:tcW w:w="3749" w:type="dxa"/>
             <w:tcBorders>
               <w:top w:val="single" w:sz="6" w:space="0" w:color="000000"/>
               <w:start w:val="single" w:sz="6" w:space="0" w:color="000000"/>
@@ -474,7 +467,7 @@
         <w:trPr/>
         <w:tc>
           <w:tcPr>
-            <w:tcW w:w="2300" w:type="dxa"/>
+            <w:tcW w:w="2299" w:type="dxa"/>
             <w:tcBorders>
               <w:top w:val="single" w:sz="6" w:space="0" w:color="000000"/>
               <w:start w:val="single" w:sz="6" w:space="0" w:color="000000"/>
@@ -529,7 +522,7 @@
         </w:tc>
         <w:tc>
           <w:tcPr>
-            <w:tcW w:w="3748" w:type="dxa"/>
+            <w:tcW w:w="3749" w:type="dxa"/>
             <w:tcBorders>
               <w:top w:val="single" w:sz="6" w:space="0" w:color="000000"/>
               <w:start w:val="single" w:sz="6" w:space="0" w:color="000000"/>
@@ -588,7 +581,7 @@
         <w:trPr/>
         <w:tc>
           <w:tcPr>
-            <w:tcW w:w="2300" w:type="dxa"/>
+            <w:tcW w:w="2299" w:type="dxa"/>
             <w:tcBorders>
               <w:top w:val="single" w:sz="6" w:space="0" w:color="000000"/>
               <w:start w:val="single" w:sz="6" w:space="0" w:color="000000"/>
@@ -642,7 +635,7 @@
         </w:tc>
         <w:tc>
           <w:tcPr>
-            <w:tcW w:w="3748" w:type="dxa"/>
+            <w:tcW w:w="3749" w:type="dxa"/>
             <w:tcBorders>
               <w:top w:val="single" w:sz="6" w:space="0" w:color="000000"/>
               <w:start w:val="single" w:sz="6" w:space="0" w:color="000000"/>
@@ -699,7 +692,7 @@
         <w:trPr/>
         <w:tc>
           <w:tcPr>
-            <w:tcW w:w="2300" w:type="dxa"/>
+            <w:tcW w:w="2299" w:type="dxa"/>
             <w:tcBorders>
               <w:top w:val="single" w:sz="6" w:space="0" w:color="000000"/>
               <w:start w:val="single" w:sz="6" w:space="0" w:color="000000"/>
@@ -753,7 +746,7 @@
         </w:tc>
         <w:tc>
           <w:tcPr>
-            <w:tcW w:w="3748" w:type="dxa"/>
+            <w:tcW w:w="3749" w:type="dxa"/>
             <w:tcBorders>
               <w:top w:val="single" w:sz="6" w:space="0" w:color="000000"/>
               <w:start w:val="single" w:sz="6" w:space="0" w:color="000000"/>
@@ -808,7 +801,7 @@
         <w:trPr/>
         <w:tc>
           <w:tcPr>
-            <w:tcW w:w="2300" w:type="dxa"/>
+            <w:tcW w:w="2299" w:type="dxa"/>
             <w:tcBorders>
               <w:top w:val="single" w:sz="6" w:space="0" w:color="000000"/>
               <w:start w:val="single" w:sz="6" w:space="0" w:color="000000"/>
@@ -858,7 +851,7 @@
         </w:tc>
         <w:tc>
           <w:tcPr>
-            <w:tcW w:w="3748" w:type="dxa"/>
+            <w:tcW w:w="3749" w:type="dxa"/>
             <w:tcBorders>
               <w:top w:val="single" w:sz="6" w:space="0" w:color="000000"/>
               <w:start w:val="single" w:sz="6" w:space="0" w:color="000000"/>
@@ -911,7 +904,7 @@
         <w:trPr/>
         <w:tc>
           <w:tcPr>
-            <w:tcW w:w="2300" w:type="dxa"/>
+            <w:tcW w:w="2299" w:type="dxa"/>
             <w:tcBorders>
               <w:top w:val="single" w:sz="6" w:space="0" w:color="000000"/>
               <w:start w:val="single" w:sz="6" w:space="0" w:color="000000"/>
@@ -961,7 +954,7 @@
         </w:tc>
         <w:tc>
           <w:tcPr>
-            <w:tcW w:w="3748" w:type="dxa"/>
+            <w:tcW w:w="3749" w:type="dxa"/>
             <w:tcBorders>
               <w:top w:val="single" w:sz="6" w:space="0" w:color="000000"/>
               <w:start w:val="single" w:sz="6" w:space="0" w:color="000000"/>
@@ -1014,7 +1007,7 @@
         <w:trPr/>
         <w:tc>
           <w:tcPr>
-            <w:tcW w:w="2300" w:type="dxa"/>
+            <w:tcW w:w="2299" w:type="dxa"/>
             <w:tcBorders>
               <w:start w:val="single" w:sz="6" w:space="0" w:color="000000"/>
               <w:bottom w:val="single" w:sz="6" w:space="0" w:color="000000"/>
@@ -1062,7 +1055,7 @@
         </w:tc>
         <w:tc>
           <w:tcPr>
-            <w:tcW w:w="3748" w:type="dxa"/>
+            <w:tcW w:w="3749" w:type="dxa"/>
             <w:tcBorders>
               <w:start w:val="single" w:sz="6" w:space="0" w:color="000000"/>
               <w:bottom w:val="single" w:sz="6" w:space="0" w:color="000000"/>
@@ -1178,6 +1171,7 @@
           <w:r>
             <w:rPr>
               <w:rStyle w:val="Vnculodendice"/>
+              <w:vanish w:val="false"/>
               <w:webHidden/>
               <w:color w:val="000000"/>
             </w:rPr>
@@ -1186,6 +1180,7 @@
           <w:r>
             <w:rPr>
               <w:rStyle w:val="Vnculodendice"/>
+              <w:vanish w:val="false"/>
               <w:webHidden/>
               <w:color w:val="000000"/>
             </w:rPr>
@@ -1195,10 +1190,18 @@
             <w:r>
               <w:rPr>
                 <w:rStyle w:val="Vnculodendice"/>
+                <w:vanish w:val="false"/>
                 <w:webHidden/>
                 <w:color w:val="000000"/>
               </w:rPr>
               <w:t>1. Introdução</w:t>
+            </w:r>
+            <w:r>
+              <w:rPr>
+                <w:rStyle w:val="Vnculodendice"/>
+                <w:vanish w:val="false"/>
+                <w:color w:val="000000"/>
+              </w:rPr>
               <w:tab/>
               <w:t>4</w:t>
             </w:r>
@@ -1224,6 +1227,7 @@
             <w:r>
               <w:rPr>
                 <w:rStyle w:val="Vnculodendice"/>
+                <w:vanish w:val="false"/>
                 <w:webHidden/>
                 <w:color w:val="000000"/>
               </w:rPr>
@@ -1255,6 +1259,7 @@
             <w:r>
               <w:rPr>
                 <w:rStyle w:val="Vnculodendice"/>
+                <w:vanish w:val="false"/>
                 <w:webHidden/>
                 <w:color w:val="000000"/>
               </w:rPr>
@@ -1284,6 +1289,7 @@
             <w:r>
               <w:rPr>
                 <w:rStyle w:val="Vnculodendice"/>
+                <w:vanish w:val="false"/>
                 <w:webHidden/>
                 <w:color w:val="000000"/>
               </w:rPr>
@@ -1313,6 +1319,7 @@
             <w:r>
               <w:rPr>
                 <w:rStyle w:val="Vnculodendice"/>
+                <w:vanish w:val="false"/>
                 <w:webHidden/>
                 <w:color w:val="000000"/>
               </w:rPr>
@@ -1344,6 +1351,7 @@
             <w:r>
               <w:rPr>
                 <w:rStyle w:val="Vnculodendice"/>
+                <w:vanish w:val="false"/>
                 <w:webHidden/>
                 <w:color w:val="000000"/>
               </w:rPr>
@@ -1373,6 +1381,7 @@
             <w:r>
               <w:rPr>
                 <w:rStyle w:val="Vnculodendice"/>
+                <w:vanish w:val="false"/>
                 <w:webHidden/>
                 <w:color w:val="000000"/>
               </w:rPr>
@@ -1402,6 +1411,7 @@
             <w:r>
               <w:rPr>
                 <w:rStyle w:val="Vnculodendice"/>
+                <w:vanish w:val="false"/>
                 <w:webHidden/>
                 <w:color w:val="000000"/>
               </w:rPr>
@@ -1431,6 +1441,7 @@
             <w:r>
               <w:rPr>
                 <w:rStyle w:val="Vnculodendice"/>
+                <w:vanish w:val="false"/>
                 <w:webHidden/>
                 <w:color w:val="000000"/>
               </w:rPr>
@@ -1460,6 +1471,7 @@
             <w:r>
               <w:rPr>
                 <w:rStyle w:val="Vnculodendice"/>
+                <w:vanish w:val="false"/>
                 <w:webHidden/>
                 <w:color w:val="000000"/>
               </w:rPr>
@@ -1489,6 +1501,7 @@
             <w:r>
               <w:rPr>
                 <w:rStyle w:val="Vnculodendice"/>
+                <w:vanish w:val="false"/>
                 <w:webHidden/>
                 <w:color w:val="000000"/>
               </w:rPr>
@@ -1520,6 +1533,7 @@
             <w:r>
               <w:rPr>
                 <w:rStyle w:val="Vnculodendice"/>
+                <w:vanish w:val="false"/>
                 <w:webHidden/>
                 <w:color w:val="000000"/>
               </w:rPr>
@@ -1549,6 +1563,7 @@
             <w:r>
               <w:rPr>
                 <w:rStyle w:val="Vnculodendice"/>
+                <w:vanish w:val="false"/>
                 <w:webHidden/>
                 <w:color w:val="000000"/>
               </w:rPr>
@@ -1578,6 +1593,7 @@
             <w:r>
               <w:rPr>
                 <w:rStyle w:val="Vnculodendice"/>
+                <w:vanish w:val="false"/>
                 <w:webHidden/>
                 <w:color w:val="000000"/>
               </w:rPr>
@@ -1609,6 +1625,7 @@
             <w:r>
               <w:rPr>
                 <w:rStyle w:val="Vnculodendice"/>
+                <w:vanish w:val="false"/>
                 <w:webHidden/>
                 <w:color w:val="000000"/>
               </w:rPr>
@@ -1640,6 +1657,7 @@
             <w:r>
               <w:rPr>
                 <w:rStyle w:val="Vnculodendice"/>
+                <w:vanish w:val="false"/>
                 <w:webHidden/>
                 <w:color w:val="000000"/>
               </w:rPr>
@@ -1671,6 +1689,7 @@
             <w:r>
               <w:rPr>
                 <w:rStyle w:val="Vnculodendice"/>
+                <w:vanish w:val="false"/>
                 <w:webHidden/>
                 <w:color w:val="000000"/>
               </w:rPr>
@@ -1682,6 +1701,7 @@
           <w:r>
             <w:rPr>
               <w:rStyle w:val="Vnculodendice"/>
+              <w:vanish w:val="false"/>
               <w:color w:val="000000"/>
             </w:rPr>
             <w:fldChar w:fldCharType="end"/>
@@ -3718,9 +3738,9 @@
       </w:tblPr>
       <w:tblGrid>
         <w:gridCol w:w="1920"/>
-        <w:gridCol w:w="2220"/>
+        <w:gridCol w:w="2219"/>
         <w:gridCol w:w="3300"/>
-        <w:gridCol w:w="1788"/>
+        <w:gridCol w:w="1789"/>
       </w:tblGrid>
       <w:tr>
         <w:trPr>
@@ -3761,7 +3781,7 @@
         </w:tc>
         <w:tc>
           <w:tcPr>
-            <w:tcW w:w="2220" w:type="dxa"/>
+            <w:tcW w:w="2219" w:type="dxa"/>
             <w:tcBorders>
               <w:top w:val="single" w:sz="6" w:space="0" w:color="000000"/>
               <w:start w:val="single" w:sz="6" w:space="0" w:color="000000"/>
@@ -3827,7 +3847,7 @@
         </w:tc>
         <w:tc>
           <w:tcPr>
-            <w:tcW w:w="1788" w:type="dxa"/>
+            <w:tcW w:w="1789" w:type="dxa"/>
             <w:tcBorders>
               <w:top w:val="single" w:sz="6" w:space="0" w:color="000000"/>
               <w:start w:val="single" w:sz="6" w:space="0" w:color="000000"/>
@@ -3897,7 +3917,7 @@
         </w:tc>
         <w:tc>
           <w:tcPr>
-            <w:tcW w:w="2220" w:type="dxa"/>
+            <w:tcW w:w="2219" w:type="dxa"/>
             <w:tcBorders>
               <w:top w:val="single" w:sz="6" w:space="0" w:color="000000"/>
               <w:start w:val="single" w:sz="6" w:space="0" w:color="000000"/>
@@ -3957,7 +3977,7 @@
         </w:tc>
         <w:tc>
           <w:tcPr>
-            <w:tcW w:w="1788" w:type="dxa"/>
+            <w:tcW w:w="1789" w:type="dxa"/>
             <w:tcBorders>
               <w:top w:val="single" w:sz="6" w:space="0" w:color="000000"/>
               <w:start w:val="single" w:sz="6" w:space="0" w:color="000000"/>
@@ -4021,7 +4041,7 @@
         </w:tc>
         <w:tc>
           <w:tcPr>
-            <w:tcW w:w="2220" w:type="dxa"/>
+            <w:tcW w:w="2219" w:type="dxa"/>
             <w:tcBorders>
               <w:top w:val="single" w:sz="6" w:space="0" w:color="000000"/>
               <w:start w:val="single" w:sz="6" w:space="0" w:color="000000"/>
@@ -4079,7 +4099,7 @@
         </w:tc>
         <w:tc>
           <w:tcPr>
-            <w:tcW w:w="1788" w:type="dxa"/>
+            <w:tcW w:w="1789" w:type="dxa"/>
             <w:tcBorders>
               <w:top w:val="single" w:sz="6" w:space="0" w:color="000000"/>
               <w:start w:val="single" w:sz="6" w:space="0" w:color="000000"/>
@@ -4144,7 +4164,7 @@
         </w:tc>
         <w:tc>
           <w:tcPr>
-            <w:tcW w:w="2220" w:type="dxa"/>
+            <w:tcW w:w="2219" w:type="dxa"/>
             <w:tcBorders>
               <w:top w:val="single" w:sz="6" w:space="0" w:color="000000"/>
               <w:start w:val="single" w:sz="6" w:space="0" w:color="000000"/>
@@ -4204,7 +4224,7 @@
         </w:tc>
         <w:tc>
           <w:tcPr>
-            <w:tcW w:w="1788" w:type="dxa"/>
+            <w:tcW w:w="1789" w:type="dxa"/>
             <w:tcBorders>
               <w:top w:val="single" w:sz="6" w:space="0" w:color="000000"/>
               <w:start w:val="single" w:sz="6" w:space="0" w:color="000000"/>
@@ -4268,7 +4288,7 @@
         </w:tc>
         <w:tc>
           <w:tcPr>
-            <w:tcW w:w="2220" w:type="dxa"/>
+            <w:tcW w:w="2219" w:type="dxa"/>
             <w:tcBorders>
               <w:start w:val="single" w:sz="6" w:space="0" w:color="000000"/>
               <w:bottom w:val="single" w:sz="6" w:space="0" w:color="000000"/>
@@ -4291,7 +4311,15 @@
             </w:pPr>
             <w:r>
               <w:rPr/>
-              <w:t xml:space="preserve">Responsável pela gestão geral da plataforma, validação de anúncios de imóveis, gestão de utilizadores e manutenção dos planos de assinatura. </w:t>
+              <w:t xml:space="preserve">Responsável pela gestão geral da plataforma, validação de anúncios de imóveis, gestão de </w:t>
+            </w:r>
+            <w:r>
+              <w:rPr/>
+              <w:t>usuários</w:t>
+            </w:r>
+            <w:r>
+              <w:rPr/>
+              <w:t xml:space="preserve"> e manutenção dos planos de assinatura. </w:t>
             </w:r>
           </w:p>
         </w:tc>
@@ -4326,7 +4354,7 @@
         </w:tc>
         <w:tc>
           <w:tcPr>
-            <w:tcW w:w="1788" w:type="dxa"/>
+            <w:tcW w:w="1789" w:type="dxa"/>
             <w:tcBorders>
               <w:start w:val="single" w:sz="6" w:space="0" w:color="000000"/>
               <w:bottom w:val="single" w:sz="6" w:space="0" w:color="000000"/>
@@ -4608,7 +4636,6 @@
               <w:p>
                 <w:pPr>
                   <w:pStyle w:val="Normal"/>
-                  <w:pBdr/>
                   <w:spacing w:lineRule="auto" w:line="240"/>
                   <w:ind w:hanging="0"/>
                   <w:jc w:val="start"/>
@@ -4644,7 +4671,6 @@
           <w:p>
             <w:pPr>
               <w:pStyle w:val="Normal"/>
-              <w:pBdr/>
               <w:spacing w:lineRule="auto" w:line="240"/>
               <w:ind w:hanging="0"/>
               <w:jc w:val="start"/>
@@ -4678,7 +4704,6 @@
           <w:p>
             <w:pPr>
               <w:pStyle w:val="Normal"/>
-              <w:pBdr/>
               <w:spacing w:lineRule="auto" w:line="240"/>
               <w:ind w:hanging="0"/>
               <w:jc w:val="start"/>
@@ -4752,7 +4777,6 @@
           <w:p>
             <w:pPr>
               <w:pStyle w:val="Normal"/>
-              <w:pBdr/>
               <w:spacing w:lineRule="auto" w:line="240"/>
               <w:ind w:hanging="0"/>
               <w:rPr/>
@@ -4777,7 +4801,6 @@
           <w:p>
             <w:pPr>
               <w:pStyle w:val="Normal"/>
-              <w:pBdr/>
               <w:spacing w:lineRule="auto" w:line="240"/>
               <w:ind w:hanging="0"/>
               <w:rPr/>
@@ -4842,7 +4865,6 @@
           <w:p>
             <w:pPr>
               <w:pStyle w:val="Normal"/>
-              <w:pBdr/>
               <w:spacing w:lineRule="auto" w:line="240"/>
               <w:ind w:hanging="0"/>
               <w:rPr/>
@@ -4867,7 +4889,6 @@
           <w:p>
             <w:pPr>
               <w:pStyle w:val="Normal"/>
-              <w:pBdr/>
               <w:spacing w:lineRule="auto" w:line="240"/>
               <w:ind w:hanging="0"/>
               <w:rPr/>
@@ -4932,14 +4953,21 @@
           <w:p>
             <w:pPr>
               <w:pStyle w:val="Normal"/>
-              <w:pBdr/>
               <w:spacing w:lineRule="auto" w:line="240"/>
               <w:ind w:hanging="0"/>
               <w:rPr/>
             </w:pPr>
             <w:r>
               <w:rPr/>
-              <w:t xml:space="preserve">Processo 100% digital, eliminação de fiador tradicional e garantia de pagamento de renda ao proprietário. </w:t>
+              <w:t>Processo 100% digital, eliminação de fiador tradicional e garantia de pagamento d</w:t>
+            </w:r>
+            <w:r>
+              <w:rPr/>
+              <w:t>o aluguel</w:t>
+            </w:r>
+            <w:r>
+              <w:rPr/>
+              <w:t xml:space="preserve"> ao proprietário. </w:t>
             </w:r>
           </w:p>
         </w:tc>
@@ -4957,7 +4985,6 @@
           <w:p>
             <w:pPr>
               <w:pStyle w:val="Normal"/>
-              <w:pBdr/>
               <w:spacing w:lineRule="auto" w:line="240"/>
               <w:ind w:hanging="0"/>
               <w:rPr/>
@@ -4985,7 +5012,6 @@
           <w:p>
             <w:pPr>
               <w:pStyle w:val="Normal"/>
-              <w:pBdr/>
               <w:spacing w:lineRule="auto" w:line="240"/>
               <w:ind w:hanging="0"/>
               <w:jc w:val="start"/>
@@ -4999,7 +5025,6 @@
           <w:p>
             <w:pPr>
               <w:pStyle w:val="Normal"/>
-              <w:pBdr/>
               <w:spacing w:lineRule="auto" w:line="240"/>
               <w:ind w:hanging="0"/>
               <w:jc w:val="start"/>
@@ -5025,7 +5050,6 @@
           <w:p>
             <w:pPr>
               <w:pStyle w:val="Normal"/>
-              <w:pBdr/>
               <w:spacing w:lineRule="auto" w:line="240"/>
               <w:ind w:hanging="0"/>
               <w:rPr/>
@@ -5050,7 +5074,6 @@
           <w:p>
             <w:pPr>
               <w:pStyle w:val="Normal"/>
-              <w:pBdr/>
               <w:spacing w:lineRule="auto" w:line="240"/>
               <w:ind w:hanging="0"/>
               <w:rPr/>
@@ -5078,7 +5101,6 @@
           <w:p>
             <w:pPr>
               <w:pStyle w:val="Normal"/>
-              <w:pBdr/>
               <w:spacing w:lineRule="auto" w:line="240"/>
               <w:ind w:hanging="0"/>
               <w:jc w:val="start"/>
@@ -5092,7 +5114,6 @@
           <w:p>
             <w:pPr>
               <w:pStyle w:val="Normal"/>
-              <w:pBdr/>
               <w:spacing w:lineRule="auto" w:line="240"/>
               <w:ind w:hanging="0"/>
               <w:jc w:val="start"/>
@@ -5118,7 +5139,6 @@
           <w:p>
             <w:pPr>
               <w:pStyle w:val="Normal"/>
-              <w:pBdr/>
               <w:spacing w:lineRule="auto" w:line="240"/>
               <w:ind w:hanging="0"/>
               <w:rPr/>
@@ -5143,7 +5163,6 @@
           <w:p>
             <w:pPr>
               <w:pStyle w:val="Normal"/>
-              <w:pBdr/>
               <w:spacing w:lineRule="auto" w:line="240"/>
               <w:ind w:hanging="0"/>
               <w:rPr/>
@@ -5447,7 +5466,7 @@
       </w:pPr>
       <w:r>
         <w:rPr/>
-        <w:t xml:space="preserve">Gestão de contratos de aluguel e processamento de pagamentos: emissão e acompanhamento digital de termos de locação, com suporte à cobrança automatizada e controle financeiro das transações na plataforma. </w:t>
+        <w:t xml:space="preserve">Gestão de contratos de aluguel e processamento de pagamentos: o proprietário anexa o contrato ao aluguel, e o inquilino ou o proprietário envia os comprovantes, acompanhando o status de cada mês (pendente, em atraso ou pago). </w:t>
       </w:r>
     </w:p>
     <w:p>
@@ -5937,11 +5956,7 @@
             </w:pPr>
             <w:r>
               <w:rPr/>
-              <w:t>RF0</w:t>
-            </w:r>
-            <w:r>
-              <w:rPr/>
-              <w:t>3</w:t>
+              <w:t>RF03</w:t>
             </w:r>
           </w:p>
         </w:tc>
@@ -6015,11 +6030,7 @@
             </w:pPr>
             <w:r>
               <w:rPr/>
-              <w:t>RF0</w:t>
-            </w:r>
-            <w:r>
-              <w:rPr/>
-              <w:t>4</w:t>
+              <w:t>RF04</w:t>
             </w:r>
           </w:p>
         </w:tc>
@@ -6093,11 +6104,7 @@
             </w:pPr>
             <w:r>
               <w:rPr/>
-              <w:t>RF0</w:t>
-            </w:r>
-            <w:r>
-              <w:rPr/>
-              <w:t>5</w:t>
+              <w:t>RF05</w:t>
             </w:r>
           </w:p>
         </w:tc>
@@ -6171,11 +6178,7 @@
             </w:pPr>
             <w:r>
               <w:rPr/>
-              <w:t>RF0</w:t>
-            </w:r>
-            <w:r>
-              <w:rPr/>
-              <w:t>6</w:t>
+              <w:t>RF06</w:t>
             </w:r>
           </w:p>
         </w:tc>
@@ -6249,11 +6252,7 @@
             </w:pPr>
             <w:r>
               <w:rPr/>
-              <w:t>RF0</w:t>
-            </w:r>
-            <w:r>
-              <w:rPr/>
-              <w:t>7</w:t>
+              <w:t>RF07</w:t>
             </w:r>
           </w:p>
         </w:tc>
@@ -6327,11 +6326,7 @@
             </w:pPr>
             <w:r>
               <w:rPr/>
-              <w:t>RF0</w:t>
-            </w:r>
-            <w:r>
-              <w:rPr/>
-              <w:t>8</w:t>
+              <w:t>RF08</w:t>
             </w:r>
           </w:p>
         </w:tc>
@@ -6405,11 +6400,7 @@
             </w:pPr>
             <w:r>
               <w:rPr/>
-              <w:t>RF</w:t>
-            </w:r>
-            <w:r>
-              <w:rPr/>
-              <w:t>09</w:t>
+              <w:t>RF09</w:t>
             </w:r>
           </w:p>
         </w:tc>
@@ -6483,11 +6474,7 @@
             </w:pPr>
             <w:r>
               <w:rPr/>
-              <w:t>RF1</w:t>
-            </w:r>
-            <w:r>
-              <w:rPr/>
-              <w:t>0</w:t>
+              <w:t>RF10</w:t>
             </w:r>
           </w:p>
         </w:tc>
@@ -6561,11 +6548,7 @@
             </w:pPr>
             <w:r>
               <w:rPr/>
-              <w:t>RF1</w:t>
-            </w:r>
-            <w:r>
-              <w:rPr/>
-              <w:t>1</w:t>
+              <w:t>RF11</w:t>
             </w:r>
           </w:p>
         </w:tc>
@@ -6639,11 +6622,7 @@
             </w:pPr>
             <w:r>
               <w:rPr/>
-              <w:t>RF1</w:t>
-            </w:r>
-            <w:r>
-              <w:rPr/>
-              <w:t>2</w:t>
+              <w:t>RF12</w:t>
             </w:r>
           </w:p>
         </w:tc>
@@ -6717,11 +6696,7 @@
             </w:pPr>
             <w:r>
               <w:rPr/>
-              <w:t>RF1</w:t>
-            </w:r>
-            <w:r>
-              <w:rPr/>
-              <w:t>3</w:t>
+              <w:t>RF13</w:t>
             </w:r>
           </w:p>
         </w:tc>
@@ -6795,11 +6770,7 @@
             </w:pPr>
             <w:r>
               <w:rPr/>
-              <w:t>RF1</w:t>
-            </w:r>
-            <w:r>
-              <w:rPr/>
-              <w:t>4</w:t>
+              <w:t>RF14</w:t>
             </w:r>
           </w:p>
         </w:tc>
@@ -6873,11 +6844,7 @@
             </w:pPr>
             <w:r>
               <w:rPr/>
-              <w:t>RF1</w:t>
-            </w:r>
-            <w:r>
-              <w:rPr/>
-              <w:t>5</w:t>
+              <w:t>RF15</w:t>
             </w:r>
           </w:p>
         </w:tc>
@@ -6951,11 +6918,7 @@
             </w:pPr>
             <w:r>
               <w:rPr/>
-              <w:t>RF1</w:t>
-            </w:r>
-            <w:r>
-              <w:rPr/>
-              <w:t>6</w:t>
+              <w:t>RF16</w:t>
             </w:r>
           </w:p>
         </w:tc>
@@ -7029,11 +6992,7 @@
             </w:pPr>
             <w:r>
               <w:rPr/>
-              <w:t>RF1</w:t>
-            </w:r>
-            <w:r>
-              <w:rPr/>
-              <w:t>7</w:t>
+              <w:t>RF17</w:t>
             </w:r>
           </w:p>
         </w:tc>
@@ -7107,11 +7066,7 @@
             </w:pPr>
             <w:r>
               <w:rPr/>
-              <w:t>RF1</w:t>
-            </w:r>
-            <w:r>
-              <w:rPr/>
-              <w:t>8</w:t>
+              <w:t>RF18</w:t>
             </w:r>
           </w:p>
         </w:tc>
@@ -7185,11 +7140,7 @@
             </w:pPr>
             <w:r>
               <w:rPr/>
-              <w:t>RF</w:t>
-            </w:r>
-            <w:r>
-              <w:rPr/>
-              <w:t>19</w:t>
+              <w:t>RF19</w:t>
             </w:r>
           </w:p>
         </w:tc>
@@ -7263,11 +7214,7 @@
             </w:pPr>
             <w:r>
               <w:rPr/>
-              <w:t>RF2</w:t>
-            </w:r>
-            <w:r>
-              <w:rPr/>
-              <w:t>0</w:t>
+              <w:t>RF20</w:t>
             </w:r>
           </w:p>
         </w:tc>
@@ -7301,7 +7248,7 @@
             </w:pPr>
             <w:r>
               <w:rPr/>
-              <w:t>Permitir autorização do aluguel pelo proprietário.</w:t>
+              <w:t>Permitir que o proprietário vincule um inquilino ao imóvel e mantenha os dados do aluguel, inclusive o cancelamento.</w:t>
             </w:r>
           </w:p>
         </w:tc>
@@ -7341,11 +7288,7 @@
             </w:pPr>
             <w:r>
               <w:rPr/>
-              <w:t>RF2</w:t>
-            </w:r>
-            <w:r>
-              <w:rPr/>
-              <w:t>1</w:t>
+              <w:t>RF21</w:t>
             </w:r>
           </w:p>
         </w:tc>
@@ -7453,7 +7396,7 @@
             </w:pPr>
             <w:r>
               <w:rPr/>
-              <w:t xml:space="preserve">Permitir a gestão e contratação de planos de assinatura. </w:t>
+              <w:t xml:space="preserve">Permitir que o proprietário contrate, altere e cancele a assinatura de planos. </w:t>
             </w:r>
           </w:p>
         </w:tc>
@@ -7527,7 +7470,7 @@
             </w:pPr>
             <w:r>
               <w:rPr/>
-              <w:t xml:space="preserve">Permitir a validação e aprovação de anúncios de imóveis. </w:t>
+              <w:t>Permitir que o administrador cadastre, edite, ative e desative os planos da plataforma.</w:t>
             </w:r>
           </w:p>
         </w:tc>
@@ -7601,7 +7544,81 @@
             </w:pPr>
             <w:r>
               <w:rPr/>
-              <w:t xml:space="preserve">Permitir a gestão (listar, bloquear, ativar) de usuários pelo administrador. </w:t>
+              <w:t>Permitir que o administrador realize a validação e aprovação dos anúncios de imóveis.</w:t>
+            </w:r>
+          </w:p>
+        </w:tc>
+      </w:tr>
+      <w:tr>
+        <w:trPr>
+          <w:trHeight w:val="995" w:hRule="atLeast"/>
+        </w:trPr>
+        <w:tc>
+          <w:tcPr>
+            <w:tcW w:w="1305" w:type="dxa"/>
+            <w:tcBorders>
+              <w:start w:val="single" w:sz="4" w:space="0" w:color="AAAAAA"/>
+              <w:bottom w:val="single" w:sz="4" w:space="0" w:color="AAAAAA"/>
+              <w:end w:val="single" w:sz="4" w:space="0" w:color="AAAAAA"/>
+            </w:tcBorders>
+            <w:shd w:color="auto" w:fill="FFFFFF" w:val="clear"/>
+            <w:tcMar>
+              <w:top w:w="80" w:type="dxa"/>
+              <w:start w:w="120" w:type="dxa"/>
+              <w:bottom w:w="80" w:type="dxa"/>
+              <w:end w:w="120" w:type="dxa"/>
+            </w:tcMar>
+          </w:tcPr>
+          <w:p>
+            <w:pPr>
+              <w:pStyle w:val="Normal"/>
+              <w:widowControl/>
+              <w:tabs>
+                <w:tab w:val="clear" w:pos="720"/>
+                <w:tab w:val="left" w:pos="540" w:leader="none"/>
+                <w:tab w:val="left" w:pos="1260" w:leader="none"/>
+              </w:tabs>
+              <w:spacing w:before="240" w:after="240"/>
+              <w:ind w:hanging="0"/>
+              <w:rPr/>
+            </w:pPr>
+            <w:r>
+              <w:rPr/>
+              <w:t>RF25</w:t>
+            </w:r>
+          </w:p>
+        </w:tc>
+        <w:tc>
+          <w:tcPr>
+            <w:tcW w:w="7710" w:type="dxa"/>
+            <w:tcBorders>
+              <w:bottom w:val="single" w:sz="4" w:space="0" w:color="AAAAAA"/>
+              <w:end w:val="single" w:sz="4" w:space="0" w:color="AAAAAA"/>
+            </w:tcBorders>
+            <w:shd w:color="auto" w:fill="FFFFFF" w:val="clear"/>
+            <w:tcMar>
+              <w:top w:w="80" w:type="dxa"/>
+              <w:start w:w="120" w:type="dxa"/>
+              <w:bottom w:w="80" w:type="dxa"/>
+              <w:end w:w="120" w:type="dxa"/>
+            </w:tcMar>
+          </w:tcPr>
+          <w:p>
+            <w:pPr>
+              <w:pStyle w:val="Normal"/>
+              <w:widowControl/>
+              <w:tabs>
+                <w:tab w:val="clear" w:pos="720"/>
+                <w:tab w:val="left" w:pos="540" w:leader="none"/>
+                <w:tab w:val="left" w:pos="1260" w:leader="none"/>
+              </w:tabs>
+              <w:spacing w:before="240" w:after="240"/>
+              <w:ind w:hanging="0"/>
+              <w:rPr/>
+            </w:pPr>
+            <w:r>
+              <w:rPr/>
+              <w:t>Permitir que o administrador faça a gestão (listar, bloquear, ativar) de usuários.</w:t>
             </w:r>
           </w:p>
         </w:tc>
@@ -8154,11 +8171,7 @@
             </w:pPr>
             <w:r>
               <w:rPr/>
-              <w:t>RNF0</w:t>
-            </w:r>
-            <w:r>
-              <w:rPr/>
-              <w:t>6</w:t>
+              <w:t>RNF06</w:t>
             </w:r>
           </w:p>
         </w:tc>
@@ -8232,11 +8245,7 @@
             </w:pPr>
             <w:r>
               <w:rPr/>
-              <w:t>RNF0</w:t>
-            </w:r>
-            <w:r>
-              <w:rPr/>
-              <w:t>7</w:t>
+              <w:t>RNF07</w:t>
             </w:r>
           </w:p>
         </w:tc>
@@ -8310,7 +8319,11 @@
             </w:pPr>
             <w:r>
               <w:rPr/>
-              <w:t>RFN</w:t>
+              <w:t>R</w:t>
+            </w:r>
+            <w:r>
+              <w:rPr/>
+              <w:t>NF</w:t>
             </w:r>
             <w:r>
               <w:rPr/>
@@ -8388,11 +8401,7 @@
             </w:pPr>
             <w:r>
               <w:rPr/>
-              <w:t>RNF</w:t>
-            </w:r>
-            <w:r>
-              <w:rPr/>
-              <w:t>09</w:t>
+              <w:t>RNF09</w:t>
             </w:r>
           </w:p>
         </w:tc>
@@ -9020,11 +9029,7 @@
           </w:pPr>
           <w:r>
             <w:rPr/>
-            <w:t>Versão: 1.</w:t>
-          </w:r>
-          <w:r>
-            <w:rPr/>
-            <w:t>7</w:t>
+            <w:t>Versão: 1.7</w:t>
           </w:r>
         </w:p>
       </w:tc>
@@ -9073,15 +9078,7 @@
           </w:pPr>
           <w:r>
             <w:rPr/>
-            <w:t>Data: 1</w:t>
-          </w:r>
-          <w:r>
-            <w:rPr/>
-            <w:t>2</w:t>
-          </w:r>
-          <w:r>
-            <w:rPr/>
-            <w:t>/10/2026</w:t>
+            <w:t>Data: 12/10/2026</w:t>
           </w:r>
         </w:p>
       </w:tc>
@@ -9202,11 +9199,7 @@
           </w:pPr>
           <w:r>
             <w:rPr/>
-            <w:t>Versão: 1.</w:t>
-          </w:r>
-          <w:r>
-            <w:rPr/>
-            <w:t>7</w:t>
+            <w:t>Versão: 1.7</w:t>
           </w:r>
         </w:p>
       </w:tc>
@@ -9255,15 +9248,7 @@
           </w:pPr>
           <w:r>
             <w:rPr/>
-            <w:t>Data: 1</w:t>
-          </w:r>
-          <w:r>
-            <w:rPr/>
-            <w:t>2</w:t>
-          </w:r>
-          <w:r>
-            <w:rPr/>
-            <w:t>/10/2026</w:t>
+            <w:t>Data: 12/10/2026</w:t>
           </w:r>
         </w:p>
       </w:tc>
@@ -10398,6 +10383,7 @@
     <w:qFormat/>
     <w:pPr>
       <w:widowControl w:val="false"/>
+      <w:suppressAutoHyphens w:val="true"/>
       <w:bidi w:val="0"/>
       <w:spacing w:lineRule="auto" w:line="360" w:before="0" w:after="0"/>
       <w:ind w:firstLine="720"/>
@@ -10421,7 +10407,6 @@
     <w:pPr>
       <w:keepNext w:val="true"/>
       <w:widowControl/>
-      <w:pBdr/>
       <w:spacing w:lineRule="auto" w:line="240" w:before="120" w:after="60"/>
       <w:ind w:hanging="720" w:start="720"/>
       <w:jc w:val="start"/>
@@ -10461,7 +10446,6 @@
     <w:pPr>
       <w:keepNext w:val="true"/>
       <w:widowControl/>
-      <w:pBdr/>
       <w:spacing w:lineRule="auto" w:line="240" w:before="120" w:after="60"/>
       <w:ind w:hanging="720" w:start="720"/>
       <w:jc w:val="start"/>
@@ -10486,7 +10470,6 @@
     <w:pPr>
       <w:keepNext w:val="true"/>
       <w:widowControl/>
-      <w:pBdr/>
       <w:spacing w:lineRule="auto" w:line="240" w:before="120" w:after="60"/>
       <w:ind w:hanging="720" w:start="720"/>
       <w:jc w:val="start"/>
@@ -10508,7 +10491,6 @@
     <w:qFormat/>
     <w:pPr>
       <w:widowControl/>
-      <w:pBdr/>
       <w:spacing w:lineRule="auto" w:line="240" w:before="240" w:after="60"/>
       <w:ind w:hanging="0" w:start="2880"/>
       <w:jc w:val="start"/>
@@ -10531,7 +10513,6 @@
     <w:qFormat/>
     <w:pPr>
       <w:widowControl/>
-      <w:pBdr/>
       <w:spacing w:lineRule="auto" w:line="240" w:before="240" w:after="60"/>
       <w:ind w:hanging="0" w:start="2880"/>
       <w:jc w:val="start"/>
@@ -10561,17 +10542,22 @@
       <w:u w:val="single"/>
     </w:rPr>
   </w:style>
+  <w:style w:type="character" w:styleId="Vnculodendiceuser">
+    <w:name w:val="Vínculo de índice (user)"/>
+    <w:qFormat/>
+    <w:rPr/>
+  </w:style>
+  <w:style w:type="character" w:styleId="Marcadoresuser">
+    <w:name w:val="Marcadores (user)"/>
+    <w:qFormat/>
+    <w:rPr>
+      <w:rFonts w:ascii="OpenSymbol" w:hAnsi="OpenSymbol" w:eastAsia="OpenSymbol" w:cs="OpenSymbol"/>
+    </w:rPr>
+  </w:style>
   <w:style w:type="character" w:styleId="Vnculodendice">
     <w:name w:val="Vínculo de índice"/>
     <w:qFormat/>
     <w:rPr/>
-  </w:style>
-  <w:style w:type="character" w:styleId="Marcadores">
-    <w:name w:val="Marcadores"/>
-    <w:qFormat/>
-    <w:rPr>
-      <w:rFonts w:ascii="OpenSymbol" w:hAnsi="OpenSymbol" w:eastAsia="OpenSymbol" w:cs="OpenSymbol"/>
-    </w:rPr>
   </w:style>
   <w:style w:type="paragraph" w:styleId="Ttulo">
     <w:name w:val="Título"/>
@@ -10631,6 +10617,32 @@
       <w:rFonts w:cs="Arial"/>
     </w:rPr>
   </w:style>
+  <w:style w:type="paragraph" w:styleId="Ttulouser">
+    <w:name w:val="Título (user)"/>
+    <w:basedOn w:val="Normal"/>
+    <w:next w:val="BodyText"/>
+    <w:qFormat/>
+    <w:pPr>
+      <w:keepNext w:val="true"/>
+      <w:spacing w:before="240" w:after="120"/>
+    </w:pPr>
+    <w:rPr>
+      <w:rFonts w:ascii="Liberation Sans" w:hAnsi="Liberation Sans" w:eastAsia="Microsoft YaHei" w:cs="Arial"/>
+      <w:sz w:val="28"/>
+      <w:szCs w:val="28"/>
+    </w:rPr>
+  </w:style>
+  <w:style w:type="paragraph" w:styleId="ndiceuser">
+    <w:name w:val="Índice (user)"/>
+    <w:basedOn w:val="Normal"/>
+    <w:qFormat/>
+    <w:pPr>
+      <w:suppressLineNumbers/>
+    </w:pPr>
+    <w:rPr>
+      <w:rFonts w:cs="Arial"/>
+    </w:rPr>
+  </w:style>
   <w:style w:type="paragraph" w:styleId="Title">
     <w:name w:val="Title"/>
     <w:basedOn w:val="Normal"/>
@@ -10639,7 +10651,6 @@
     <w:qFormat/>
     <w:pPr>
       <w:widowControl/>
-      <w:pBdr/>
       <w:spacing w:lineRule="auto" w:line="240"/>
       <w:ind w:hanging="0"/>
       <w:jc w:val="center"/>
@@ -10660,7 +10671,6 @@
     <w:qFormat/>
     <w:pPr>
       <w:widowControl/>
-      <w:pBdr/>
       <w:spacing w:lineRule="auto" w:line="240" w:before="0" w:after="60"/>
       <w:ind w:hanging="0"/>
       <w:jc w:val="center"/>
@@ -10673,6 +10683,13 @@
       <w:szCs w:val="36"/>
     </w:rPr>
   </w:style>
+  <w:style w:type="paragraph" w:styleId="Cabealhoerodapuser">
+    <w:name w:val="Cabeçalho e rodapé (user)"/>
+    <w:basedOn w:val="Normal"/>
+    <w:qFormat/>
+    <w:pPr/>
+    <w:rPr/>
+  </w:style>
   <w:style w:type="paragraph" w:styleId="Cabealhoerodap">
     <w:name w:val="Cabeçalho e rodapé"/>
     <w:basedOn w:val="Normal"/>
@@ -10682,18 +10699,18 @@
   </w:style>
   <w:style w:type="paragraph" w:styleId="Header">
     <w:name w:val="header"/>
-    <w:basedOn w:val="Cabealhoerodap"/>
+    <w:basedOn w:val="Cabealhoerodapuser"/>
     <w:pPr/>
     <w:rPr/>
   </w:style>
   <w:style w:type="paragraph" w:styleId="Footer">
     <w:name w:val="footer"/>
-    <w:basedOn w:val="Cabealhoerodap"/>
+    <w:basedOn w:val="Cabealhoerodapuser"/>
     <w:pPr/>
     <w:rPr/>
   </w:style>
-  <w:style w:type="numbering" w:styleId="Semlista" w:default="1">
-    <w:name w:val="Sem lista"/>
+  <w:style w:type="numbering" w:styleId="Semlistauser" w:default="1">
+    <w:name w:val="Sem lista (user)"/>
     <w:uiPriority w:val="99"/>
     <w:semiHidden/>
     <w:unhideWhenUsed/>
